--- a/soft-tenancy/confluence/02-per-tenant-observability.docx
+++ b/soft-tenancy/confluence/02-per-tenant-observability.docx
@@ -46,10 +46,10 @@
           <w:bCs/>
           <w:color w:val="2E5C8A"/>
         </w:rPr>
-        <w:t xml:space="preserve">Two kinds of gateway  </w:t>
-      </w:r>
-      <w:r>
-        <w:t xml:space="preserve">On this page, "the gateway" means obs-gateway, a small nginx that turns a password into a tenant. It is not kgateway, our ingress. Grafana itself is published through the platform's kgateway Gateway (see part 1).</w:t>
+        <w:t xml:space="preserve">Which gateway?  </w:t>
+      </w:r>
+      <w:r>
+        <w:t xml:space="preserve">On this page, "the gateway" means obs-gateway: an internal kgateway Gateway that turns an API key into a tenant. It is separate from the ingress Gateways of part 1, but runs on the same kgateway controller. Grafana itself is published through the platform's ingress Gateway.</w:t>
       </w:r>
     </w:p>
     <w:p>
@@ -166,7 +166,7 @@
         <w:t xml:space="preserve">Read path:</w:t>
       </w:r>
       <w:r>
-        <w:t xml:space="preserve"> a user logs into Grafana, lands in their tenant's organization, and every query goes through the gateway, which checks a password.</w:t>
+        <w:t xml:space="preserve"> a user logs into Grafana, lands in their tenant's organization, and every query goes through the gateway, which checks an API key.</w:t>
       </w:r>
     </w:p>
     <w:p>
@@ -802,7 +802,7 @@
           <wp:inline distT="0" distB="0" distL="0" distR="0">
             <wp:extent cx="6191250" cy="3028950"/>
             <wp:effectExtent t="0" r="0" b="0" l="0"/>
-            <wp:docPr id="1" name="obs-gateway" descr="Without a gateway anyone can claim any tenant; with the gateway the tenant comes from the password" title="Without a gateway anyone can claim any tenant; with the gateway the tenant comes from the password"/>
+            <wp:docPr id="1" name="obs-gateway" descr="Without a gateway anyone can claim any tenant; with the gateway the tenant comes from the API key" title="Without a gateway anyone can claim any tenant; with the gateway the tenant comes from the API key"/>
             <wp:cNvGraphicFramePr>
               <a:graphicFrameLocks xmlns:a="http://schemas.openxmlformats.org/drawingml/2006/main" noChangeAspect="1"/>
             </wp:cNvGraphicFramePr>
@@ -886,17 +886,17 @@
         <w:t xml:space="preserve">write fake data</w:t>
       </w:r>
       <w:r>
-        <w:t xml:space="preserve"> into tenant-a. That is why users never talk to the backends directly. Every query goes through obs-gateway, one port per backend, which checks a per-tenant password and </w:t>
+        <w:t xml:space="preserve"> into tenant-a. That is why users never talk to the backends directly. Every query goes through obs-gateway, a kgateway Gateway with one listener per backend. Each tenant has an API key, stored in a Secret under the tenant's name. The gateway checks the key and </w:t>
       </w:r>
       <w:r>
         <w:rPr>
           <w:b/>
           <w:bCs/>
         </w:rPr>
-        <w:t xml:space="preserve">overwrites</w:t>
-      </w:r>
-      <w:r>
-        <w:t xml:space="preserve"> the header:</w:t>
+        <w:t xml:space="preserve">replaces</w:t>
+      </w:r>
+      <w:r>
+        <w:t xml:space="preserve"> the header with the name the key belongs to:</w:t>
       </w:r>
     </w:p>
     <w:p>
@@ -920,7 +920,127 @@
           <w:sz w:val="16"/>
           <w:szCs w:val="16"/>
         </w:rPr>
-        <w:t xml:space="preserve">auth_basic_user_file /etc/nginx/auth/htpasswd;   # users: tenant-a, tenant-b, platform</w:t>
+        <w:t xml:space="preserve">apiKeyAuth:</w:t>
+      </w:r>
+    </w:p>
+    <w:p>
+      <w:pPr>
+        <w:keepNext/>
+        <w:keepLines/>
+        <w:pBdr>
+          <w:top w:val="single" w:color="D0D7DE" w:sz="4" w:space="4"/>
+          <w:left w:val="single" w:color="D0D7DE" w:sz="4" w:space="4"/>
+          <w:bottom w:val="single" w:color="D0D7DE" w:sz="4" w:space="4"/>
+          <w:right w:val="single" w:color="D0D7DE" w:sz="4" w:space="4"/>
+        </w:pBdr>
+        <w:shd w:fill="F4F6F8" w:color="auto" w:val="clear"/>
+        <w:spacing w:after="0" w:before="0" w:line="240"/>
+        <w:ind w:left="100" w:right="100"/>
+      </w:pPr>
+      <w:r>
+        <w:rPr>
+          <w:rFonts w:ascii="Consolas" w:cs="Consolas" w:eastAsia="Consolas" w:hAnsi="Consolas"/>
+          <w:color w:val="24292F"/>
+          <w:sz w:val="16"/>
+          <w:szCs w:val="16"/>
+        </w:rPr>
+        <w:t xml:space="preserve">  secretRef:</w:t>
+      </w:r>
+    </w:p>
+    <w:p>
+      <w:pPr>
+        <w:keepNext/>
+        <w:keepLines/>
+        <w:pBdr>
+          <w:top w:val="single" w:color="D0D7DE" w:sz="4" w:space="4"/>
+          <w:left w:val="single" w:color="D0D7DE" w:sz="4" w:space="4"/>
+          <w:bottom w:val="single" w:color="D0D7DE" w:sz="4" w:space="4"/>
+          <w:right w:val="single" w:color="D0D7DE" w:sz="4" w:space="4"/>
+        </w:pBdr>
+        <w:shd w:fill="F4F6F8" w:color="auto" w:val="clear"/>
+        <w:spacing w:after="0" w:before="0" w:line="240"/>
+        <w:ind w:left="100" w:right="100"/>
+      </w:pPr>
+      <w:r>
+        <w:rPr>
+          <w:rFonts w:ascii="Consolas" w:cs="Consolas" w:eastAsia="Consolas" w:hAnsi="Consolas"/>
+          <w:color w:val="24292F"/>
+          <w:sz w:val="16"/>
+          <w:szCs w:val="16"/>
+        </w:rPr>
+        <w:t xml:space="preserve">    name: obs-gateway-keys       # entries: tenant-a, tenant-b, platform</w:t>
+      </w:r>
+    </w:p>
+    <w:p>
+      <w:pPr>
+        <w:keepNext/>
+        <w:keepLines/>
+        <w:pBdr>
+          <w:top w:val="single" w:color="D0D7DE" w:sz="4" w:space="4"/>
+          <w:left w:val="single" w:color="D0D7DE" w:sz="4" w:space="4"/>
+          <w:bottom w:val="single" w:color="D0D7DE" w:sz="4" w:space="4"/>
+          <w:right w:val="single" w:color="D0D7DE" w:sz="4" w:space="4"/>
+        </w:pBdr>
+        <w:shd w:fill="F4F6F8" w:color="auto" w:val="clear"/>
+        <w:spacing w:after="0" w:before="0" w:line="240"/>
+        <w:ind w:left="100" w:right="100"/>
+      </w:pPr>
+      <w:r>
+        <w:rPr>
+          <w:rFonts w:ascii="Consolas" w:cs="Consolas" w:eastAsia="Consolas" w:hAnsi="Consolas"/>
+          <w:color w:val="24292F"/>
+          <w:sz w:val="16"/>
+          <w:szCs w:val="16"/>
+        </w:rPr>
+        <w:t xml:space="preserve">  keySources:</w:t>
+      </w:r>
+    </w:p>
+    <w:p>
+      <w:pPr>
+        <w:keepNext/>
+        <w:keepLines/>
+        <w:pBdr>
+          <w:top w:val="single" w:color="D0D7DE" w:sz="4" w:space="4"/>
+          <w:left w:val="single" w:color="D0D7DE" w:sz="4" w:space="4"/>
+          <w:bottom w:val="single" w:color="D0D7DE" w:sz="4" w:space="4"/>
+          <w:right w:val="single" w:color="D0D7DE" w:sz="4" w:space="4"/>
+        </w:pBdr>
+        <w:shd w:fill="F4F6F8" w:color="auto" w:val="clear"/>
+        <w:spacing w:after="0" w:before="0" w:line="240"/>
+        <w:ind w:left="100" w:right="100"/>
+      </w:pPr>
+      <w:r>
+        <w:rPr>
+          <w:rFonts w:ascii="Consolas" w:cs="Consolas" w:eastAsia="Consolas" w:hAnsi="Consolas"/>
+          <w:color w:val="24292F"/>
+          <w:sz w:val="16"/>
+          <w:szCs w:val="16"/>
+        </w:rPr>
+        <w:t xml:space="preserve">    - header: X-Api-Key</w:t>
+      </w:r>
+    </w:p>
+    <w:p>
+      <w:pPr>
+        <w:keepNext/>
+        <w:keepLines/>
+        <w:pBdr>
+          <w:top w:val="single" w:color="D0D7DE" w:sz="4" w:space="4"/>
+          <w:left w:val="single" w:color="D0D7DE" w:sz="4" w:space="4"/>
+          <w:bottom w:val="single" w:color="D0D7DE" w:sz="4" w:space="4"/>
+          <w:right w:val="single" w:color="D0D7DE" w:sz="4" w:space="4"/>
+        </w:pBdr>
+        <w:shd w:fill="F4F6F8" w:color="auto" w:val="clear"/>
+        <w:spacing w:after="0" w:before="0" w:line="240"/>
+        <w:ind w:left="100" w:right="100"/>
+      </w:pPr>
+      <w:r>
+        <w:rPr>
+          <w:rFonts w:ascii="Consolas" w:cs="Consolas" w:eastAsia="Consolas" w:hAnsi="Consolas"/>
+          <w:color w:val="24292F"/>
+          <w:sz w:val="16"/>
+          <w:szCs w:val="16"/>
+        </w:rPr>
+        <w:t xml:space="preserve">  clientIdHeader: X-Scope-OrgID  # the tenant = whose key it is</w:t>
       </w:r>
     </w:p>
     <w:p>
@@ -944,7 +1064,7 @@
           <w:sz w:val="16"/>
           <w:szCs w:val="16"/>
         </w:rPr>
-        <w:t xml:space="preserve">proxy_set_header X-Scope-OrgID $remote_user;     # the tenant = who logged in</w:t>
+        <w:t xml:space="preserve">  forwardCredential: false       # the key never reaches the backends</w:t>
       </w:r>
     </w:p>
     <w:p>
@@ -1432,7 +1552,7 @@
           <wp:inline distT="0" distB="0" distL="0" distR="0">
             <wp:extent cx="6191250" cy="3028950"/>
             <wp:effectExtent t="0" r="0" b="0" l="0"/>
-            <wp:docPr id="1" name="obs-grafana-orgs" descr="Users map to Grafana orgs, four linked data sources, gateway logins and tenants" title="Users map to Grafana orgs, four linked data sources, gateway logins and tenants"/>
+            <wp:docPr id="1" name="obs-grafana-orgs" descr="Users map to Grafana orgs, four linked data sources, gateway keys and tenants" title="Users map to Grafana orgs, four linked data sources, gateway keys and tenants"/>
             <wp:cNvGraphicFramePr>
               <a:graphicFrameLocks xmlns:a="http://schemas.openxmlformats.org/drawingml/2006/main" noChangeAspect="1"/>
             </wp:cNvGraphicFramePr>
@@ -1495,7 +1615,7 @@
         <w:spacing w:after="140"/>
       </w:pPr>
       <w:r>
-        <w:t xml:space="preserve">Grafana organizations are separate worlds: each has its own data sources and dashboards. Each tenant's org has four data sources (Loki, Mimir, Tempo, Pyroscope), all logging into the gateway as that tenant, and linked to each other:</w:t>
+        <w:t xml:space="preserve">Grafana organizations are separate worlds: each has its own data sources and dashboards. Each tenant's org has four data sources (Loki, Mimir, Tempo, Pyroscope), all sending that tenant's gateway key, and linked to each other:</w:t>
       </w:r>
     </w:p>
     <w:p>
@@ -2570,7 +2690,7 @@
               <w:spacing w:after="0"/>
             </w:pPr>
             <w:r>
-              <w:t xml:space="preserve">gateway with tenant-a login plus </w:t>
+              <w:t xml:space="preserve">gateway with tenant-a's key plus </w:t>
             </w:r>
             <w:r>
               <w:rPr>
@@ -2927,10 +3047,10 @@
           <w:b/>
           <w:bCs/>
         </w:rPr>
-        <w:t xml:space="preserve">Does Grafana know every tenant's gateway password?</w:t>
-      </w:r>
-      <w:r>
-        <w:t xml:space="preserve"> Yes. That is a known trade-off of soft tenancy: a compromised Grafana could read all tenants. If that is unacceptable, run one Grafana per tenant.</w:t>
+        <w:t xml:space="preserve">Does Grafana know every tenant's gateway key?</w:t>
+      </w:r>
+      <w:r>
+        <w:t xml:space="preserve"> Yes. The keys are stored encrypted in the data sources and never shown to users, but a compromised Grafana could read all tenants. That is a known trade-off of soft tenancy. If that is unacceptable, run one Grafana per tenant.</w:t>
       </w:r>
     </w:p>
     <w:p>
@@ -3263,7 +3383,7 @@
               <w:spacing w:after="0"/>
             </w:pPr>
             <w:r>
-              <w:t xml:space="preserve">A small nginx in front of the backends that turns a password into a tenant.</w:t>
+              <w:t xml:space="preserve">An internal kgateway Gateway in front of the backends that turns an API key into a tenant.</w:t>
             </w:r>
           </w:p>
         </w:tc>

--- a/soft-tenancy/confluence/02-per-tenant-observability.docx
+++ b/soft-tenancy/confluence/02-per-tenant-observability.docx
@@ -28,7 +28,17 @@
         <w:t xml:space="preserve">In 30 seconds  </w:t>
       </w:r>
       <w:r>
-        <w:t xml:space="preserve">All four signals (logs, metrics, traces and profiles) land in shared backends: Loki, Mimir, Tempo and Pyroscope. Each backend keeps tenants apart, and each tenant logs into Grafana and sees only its own telemetry, linked together. The catch: none of the backends checks who is asking, so the platform decides the tenant at every step.</w:t>
+        <w:t xml:space="preserve">All four signals (logs, metrics, traces and profiles) land in shared backends: Loki, Mimir, Tempo and Pyroscope. Each backend keeps tenants apart, and each Grafana organization sees exactly the tenants the platform gave it: our Tenant A org sees tenant a </w:t>
+      </w:r>
+      <w:r>
+        <w:rPr>
+          <w:b/>
+          <w:bCs/>
+        </w:rPr>
+        <w:t xml:space="preserve">and tenant c</w:t>
+      </w:r>
+      <w:r>
+        <w:t xml:space="preserve"> (tenant a uses tenant c's services), Tenant B sees only tenant b, and the platform team sees everything. The catch: none of the backends checks who is asking, so the platform decides the tenants at every step.</w:t>
       </w:r>
     </w:p>
     <w:p>
@@ -146,7 +156,7 @@
         <w:t xml:space="preserve">Write path:</w:t>
       </w:r>
       <w:r>
-        <w:t xml:space="preserve"> the platform collects logs, metrics and profiles itself. Apps push only traces, and only to their tenant's own receiver.</w:t>
+        <w:t xml:space="preserve"> the platform collects logs, metrics and profiles itself. Apps push only traces, and only to their tenant's own receiver. Data always lands in the tenant that produced it.</w:t>
       </w:r>
     </w:p>
     <w:p>
@@ -166,7 +176,17 @@
         <w:t xml:space="preserve">Read path:</w:t>
       </w:r>
       <w:r>
-        <w:t xml:space="preserve"> a user logs into Grafana, lands in their tenant's organization, and every query goes through the gateway, which checks an API key.</w:t>
+        <w:t xml:space="preserve"> a user logs into Grafana, lands in their organization, and every query goes through that org's </w:t>
+      </w:r>
+      <w:r>
+        <w:rPr>
+          <w:b/>
+          <w:bCs/>
+        </w:rPr>
+        <w:t xml:space="preserve">view</w:t>
+      </w:r>
+      <w:r>
+        <w:t xml:space="preserve"> on the gateway. The view is a path, opened only by that org's API key, and it decides which tenants the backends are asked for.</w:t>
       </w:r>
     </w:p>
     <w:p>
@@ -186,7 +206,7 @@
         <w:t xml:space="preserve">Backends:</w:t>
       </w:r>
       <w:r>
-        <w:t xml:space="preserve"> Loki, Mimir, Tempo and Pyroscope store and search every tenant separately.</w:t>
+        <w:t xml:space="preserve"> Loki, Mimir, Tempo and Pyroscope store and search every tenant separately, and the first three can answer for several tenants in one query.</w:t>
       </w:r>
     </w:p>
     <w:p>
@@ -886,17 +906,17 @@
         <w:t xml:space="preserve">write fake data</w:t>
       </w:r>
       <w:r>
-        <w:t xml:space="preserve"> into tenant-a. That is why users never talk to the backends directly. Every query goes through obs-gateway, a kgateway Gateway with one listener per backend. Each tenant has an API key, stored in a Secret under the tenant's name. The gateway checks the key and </w:t>
+        <w:t xml:space="preserve"> into tenant-a. That is why users never talk to the backends directly. Every query goes through obs-gateway, a kgateway Gateway, on a path that belongs to one Grafana org. The path (the </w:t>
       </w:r>
       <w:r>
         <w:rPr>
           <w:b/>
           <w:bCs/>
         </w:rPr>
-        <w:t xml:space="preserve">replaces</w:t>
-      </w:r>
-      <w:r>
-        <w:t xml:space="preserve"> the header with the name the key belongs to:</w:t>
+        <w:t xml:space="preserve">view</w:t>
+      </w:r>
+      <w:r>
+        <w:t xml:space="preserve">) sets the header, and only that org's key opens it:</w:t>
       </w:r>
     </w:p>
     <w:p>
@@ -920,7 +940,7 @@
           <w:sz w:val="16"/>
           <w:szCs w:val="16"/>
         </w:rPr>
-        <w:t xml:space="preserve">apiKeyAuth:</w:t>
+        <w:t xml:space="preserve"># the route for Tenant A's view: /tenant-a/loki/... -&gt; Loki, as tenant-a|tenant-c</w:t>
       </w:r>
     </w:p>
     <w:p>
@@ -944,7 +964,7 @@
           <w:sz w:val="16"/>
           <w:szCs w:val="16"/>
         </w:rPr>
-        <w:t xml:space="preserve">  secretRef:</w:t>
+        <w:t xml:space="preserve">filters:</w:t>
       </w:r>
     </w:p>
     <w:p>
@@ -968,7 +988,7 @@
           <w:sz w:val="16"/>
           <w:szCs w:val="16"/>
         </w:rPr>
-        <w:t xml:space="preserve">    name: obs-gateway-keys       # entries: tenant-a, tenant-b, platform</w:t>
+        <w:t xml:space="preserve">  - type: RequestHeaderModifier      # SETS it: whatever the caller sent is replaced</w:t>
       </w:r>
     </w:p>
     <w:p>
@@ -992,7 +1012,7 @@
           <w:sz w:val="16"/>
           <w:szCs w:val="16"/>
         </w:rPr>
-        <w:t xml:space="preserve">  keySources:</w:t>
+        <w:t xml:space="preserve">    requestHeaderModifier:</w:t>
       </w:r>
     </w:p>
     <w:p>
@@ -1016,7 +1036,7 @@
           <w:sz w:val="16"/>
           <w:szCs w:val="16"/>
         </w:rPr>
-        <w:t xml:space="preserve">    - header: X-Api-Key</w:t>
+        <w:t xml:space="preserve">      set: [{name: X-Scope-OrgID, value: "tenant-a|tenant-c"}]</w:t>
       </w:r>
     </w:p>
     <w:p>
@@ -1040,7 +1060,175 @@
           <w:sz w:val="16"/>
           <w:szCs w:val="16"/>
         </w:rPr>
-        <w:t xml:space="preserve">  clientIdHeader: X-Scope-OrgID  # the tenant = whose key it is</w:t>
+        <w:t xml:space="preserve">  - type: URLRewrite                 # strip the view before forwarding</w:t>
+      </w:r>
+    </w:p>
+    <w:p>
+      <w:pPr>
+        <w:keepNext/>
+        <w:keepLines/>
+        <w:pBdr>
+          <w:top w:val="single" w:color="D0D7DE" w:sz="4" w:space="4"/>
+          <w:left w:val="single" w:color="D0D7DE" w:sz="4" w:space="4"/>
+          <w:bottom w:val="single" w:color="D0D7DE" w:sz="4" w:space="4"/>
+          <w:right w:val="single" w:color="D0D7DE" w:sz="4" w:space="4"/>
+        </w:pBdr>
+        <w:shd w:fill="F4F6F8" w:color="auto" w:val="clear"/>
+        <w:spacing w:after="0" w:before="0" w:line="240"/>
+        <w:ind w:left="100" w:right="100"/>
+      </w:pPr>
+      <w:r>
+        <w:rPr>
+          <w:rFonts w:ascii="Consolas" w:cs="Consolas" w:eastAsia="Consolas" w:hAnsi="Consolas"/>
+          <w:color w:val="24292F"/>
+          <w:sz w:val="16"/>
+          <w:szCs w:val="16"/>
+        </w:rPr>
+        <w:t xml:space="preserve">    urlRewrite:</w:t>
+      </w:r>
+    </w:p>
+    <w:p>
+      <w:pPr>
+        <w:keepNext/>
+        <w:keepLines/>
+        <w:pBdr>
+          <w:top w:val="single" w:color="D0D7DE" w:sz="4" w:space="4"/>
+          <w:left w:val="single" w:color="D0D7DE" w:sz="4" w:space="4"/>
+          <w:bottom w:val="single" w:color="D0D7DE" w:sz="4" w:space="4"/>
+          <w:right w:val="single" w:color="D0D7DE" w:sz="4" w:space="4"/>
+        </w:pBdr>
+        <w:shd w:fill="F4F6F8" w:color="auto" w:val="clear"/>
+        <w:spacing w:after="0" w:before="0" w:line="240"/>
+        <w:ind w:left="100" w:right="100"/>
+      </w:pPr>
+      <w:r>
+        <w:rPr>
+          <w:rFonts w:ascii="Consolas" w:cs="Consolas" w:eastAsia="Consolas" w:hAnsi="Consolas"/>
+          <w:color w:val="24292F"/>
+          <w:sz w:val="16"/>
+          <w:szCs w:val="16"/>
+        </w:rPr>
+        <w:t xml:space="preserve">      path: {type: ReplacePrefixMatch, replacePrefixMatch: /loki/api/v1}</w:t>
+      </w:r>
+    </w:p>
+    <w:p>
+      <w:pPr>
+        <w:keepNext/>
+        <w:keepLines/>
+        <w:pBdr>
+          <w:top w:val="single" w:color="D0D7DE" w:sz="4" w:space="4"/>
+          <w:left w:val="single" w:color="D0D7DE" w:sz="4" w:space="4"/>
+          <w:bottom w:val="single" w:color="D0D7DE" w:sz="4" w:space="4"/>
+          <w:right w:val="single" w:color="D0D7DE" w:sz="4" w:space="4"/>
+        </w:pBdr>
+        <w:shd w:fill="F4F6F8" w:color="auto" w:val="clear"/>
+        <w:spacing w:after="0" w:before="0" w:line="240"/>
+        <w:ind w:left="100" w:right="100"/>
+      </w:pPr>
+      <w:r>
+        <w:rPr>
+          <w:rFonts w:ascii="Consolas" w:cs="Consolas" w:eastAsia="Consolas" w:hAnsi="Consolas"/>
+          <w:color w:val="24292F"/>
+          <w:sz w:val="16"/>
+          <w:szCs w:val="16"/>
+        </w:rPr>
+        <w:t xml:space="preserve"> </w:t>
+      </w:r>
+    </w:p>
+    <w:p>
+      <w:pPr>
+        <w:keepNext/>
+        <w:keepLines/>
+        <w:pBdr>
+          <w:top w:val="single" w:color="D0D7DE" w:sz="4" w:space="4"/>
+          <w:left w:val="single" w:color="D0D7DE" w:sz="4" w:space="4"/>
+          <w:bottom w:val="single" w:color="D0D7DE" w:sz="4" w:space="4"/>
+          <w:right w:val="single" w:color="D0D7DE" w:sz="4" w:space="4"/>
+        </w:pBdr>
+        <w:shd w:fill="F4F6F8" w:color="auto" w:val="clear"/>
+        <w:spacing w:after="0" w:before="0" w:line="240"/>
+        <w:ind w:left="100" w:right="100"/>
+      </w:pPr>
+      <w:r>
+        <w:rPr>
+          <w:rFonts w:ascii="Consolas" w:cs="Consolas" w:eastAsia="Consolas" w:hAnsi="Consolas"/>
+          <w:color w:val="24292F"/>
+          <w:sz w:val="16"/>
+          <w:szCs w:val="16"/>
+        </w:rPr>
+        <w:t xml:space="preserve"># the policy on that route: only Tenant A's key opens it</w:t>
+      </w:r>
+    </w:p>
+    <w:p>
+      <w:pPr>
+        <w:keepNext/>
+        <w:keepLines/>
+        <w:pBdr>
+          <w:top w:val="single" w:color="D0D7DE" w:sz="4" w:space="4"/>
+          <w:left w:val="single" w:color="D0D7DE" w:sz="4" w:space="4"/>
+          <w:bottom w:val="single" w:color="D0D7DE" w:sz="4" w:space="4"/>
+          <w:right w:val="single" w:color="D0D7DE" w:sz="4" w:space="4"/>
+        </w:pBdr>
+        <w:shd w:fill="F4F6F8" w:color="auto" w:val="clear"/>
+        <w:spacing w:after="0" w:before="0" w:line="240"/>
+        <w:ind w:left="100" w:right="100"/>
+      </w:pPr>
+      <w:r>
+        <w:rPr>
+          <w:rFonts w:ascii="Consolas" w:cs="Consolas" w:eastAsia="Consolas" w:hAnsi="Consolas"/>
+          <w:color w:val="24292F"/>
+          <w:sz w:val="16"/>
+          <w:szCs w:val="16"/>
+        </w:rPr>
+        <w:t xml:space="preserve">apiKeyAuth:</w:t>
+      </w:r>
+    </w:p>
+    <w:p>
+      <w:pPr>
+        <w:keepNext/>
+        <w:keepLines/>
+        <w:pBdr>
+          <w:top w:val="single" w:color="D0D7DE" w:sz="4" w:space="4"/>
+          <w:left w:val="single" w:color="D0D7DE" w:sz="4" w:space="4"/>
+          <w:bottom w:val="single" w:color="D0D7DE" w:sz="4" w:space="4"/>
+          <w:right w:val="single" w:color="D0D7DE" w:sz="4" w:space="4"/>
+        </w:pBdr>
+        <w:shd w:fill="F4F6F8" w:color="auto" w:val="clear"/>
+        <w:spacing w:after="0" w:before="0" w:line="240"/>
+        <w:ind w:left="100" w:right="100"/>
+      </w:pPr>
+      <w:r>
+        <w:rPr>
+          <w:rFonts w:ascii="Consolas" w:cs="Consolas" w:eastAsia="Consolas" w:hAnsi="Consolas"/>
+          <w:color w:val="24292F"/>
+          <w:sz w:val="16"/>
+          <w:szCs w:val="16"/>
+        </w:rPr>
+        <w:t xml:space="preserve">  secretRef: {name: obs-key-tenant-a}</w:t>
+      </w:r>
+    </w:p>
+    <w:p>
+      <w:pPr>
+        <w:keepNext/>
+        <w:keepLines/>
+        <w:pBdr>
+          <w:top w:val="single" w:color="D0D7DE" w:sz="4" w:space="4"/>
+          <w:left w:val="single" w:color="D0D7DE" w:sz="4" w:space="4"/>
+          <w:bottom w:val="single" w:color="D0D7DE" w:sz="4" w:space="4"/>
+          <w:right w:val="single" w:color="D0D7DE" w:sz="4" w:space="4"/>
+        </w:pBdr>
+        <w:shd w:fill="F4F6F8" w:color="auto" w:val="clear"/>
+        <w:spacing w:after="0" w:before="0" w:line="240"/>
+        <w:ind w:left="100" w:right="100"/>
+      </w:pPr>
+      <w:r>
+        <w:rPr>
+          <w:rFonts w:ascii="Consolas" w:cs="Consolas" w:eastAsia="Consolas" w:hAnsi="Consolas"/>
+          <w:color w:val="24292F"/>
+          <w:sz w:val="16"/>
+          <w:szCs w:val="16"/>
+        </w:rPr>
+        <w:t xml:space="preserve">  keySources: [{header: X-Api-Key}]</w:t>
       </w:r>
     </w:p>
     <w:p>
@@ -1064,7 +1252,69 @@
           <w:sz w:val="16"/>
           <w:szCs w:val="16"/>
         </w:rPr>
-        <w:t xml:space="preserve">  forwardCredential: false       # the key never reaches the backends</w:t>
+        <w:t xml:space="preserve">  forwardCredential: false           # the key never reaches the backends</w:t>
+      </w:r>
+    </w:p>
+    <w:p>
+      <w:pPr>
+        <w:spacing w:after="140"/>
+      </w:pPr>
+      <w:r>
+        <w:t xml:space="preserve">So Tenant B's key on </w:t>
+      </w:r>
+      <w:r>
+        <w:rPr>
+          <w:rFonts w:ascii="Consolas" w:cs="Consolas" w:eastAsia="Consolas" w:hAnsi="Consolas"/>
+          <w:sz w:val="19"/>
+          <w:szCs w:val="19"/>
+        </w:rPr>
+        <w:t xml:space="preserve">/tenant-a/...</w:t>
+      </w:r>
+      <w:r>
+        <w:t xml:space="preserve"> gets 401, and a caller that adds its own </w:t>
+      </w:r>
+      <w:r>
+        <w:rPr>
+          <w:rFonts w:ascii="Consolas" w:cs="Consolas" w:eastAsia="Consolas" w:hAnsi="Consolas"/>
+          <w:sz w:val="19"/>
+          <w:szCs w:val="19"/>
+        </w:rPr>
+        <w:t xml:space="preserve">X-Scope-OrgID</w:t>
+      </w:r>
+      <w:r>
+        <w:t xml:space="preserve"> gets it overwritten. Envoy normalizes paths first, so </w:t>
+      </w:r>
+      <w:r>
+        <w:rPr>
+          <w:rFonts w:ascii="Consolas" w:cs="Consolas" w:eastAsia="Consolas" w:hAnsi="Consolas"/>
+          <w:sz w:val="19"/>
+          <w:szCs w:val="19"/>
+        </w:rPr>
+        <w:t xml:space="preserve">/tenant-a/../tenant-b/...</w:t>
+      </w:r>
+      <w:r>
+        <w:t xml:space="preserve"> </w:t>
+      </w:r>
+      <w:r>
+        <w:rPr>
+          <w:b/>
+          <w:bCs/>
+        </w:rPr>
+        <w:t xml:space="preserve">is</w:t>
+      </w:r>
+      <w:r>
+        <w:t xml:space="preserve"> </w:t>
+      </w:r>
+      <w:r>
+        <w:rPr>
+          <w:rFonts w:ascii="Consolas" w:cs="Consolas" w:eastAsia="Consolas" w:hAnsi="Consolas"/>
+          <w:sz w:val="19"/>
+          <w:szCs w:val="19"/>
+        </w:rPr>
+        <w:t xml:space="preserve">/tenant-b/...</w:t>
+      </w:r>
+      <w:r>
+        <w:t xml:space="preserve">, which Tenant A's key does not open. That matters because Grafana Editors can send arbitrary paths through a data source.</w:t>
       </w:r>
     </w:p>
     <w:p>
@@ -1310,7 +1560,7 @@
       <w:r>
         <w:drawing>
           <wp:inline distT="0" distB="0" distL="0" distR="0">
-            <wp:extent cx="6191250" cy="2905125"/>
+            <wp:extent cx="6191250" cy="3228975"/>
             <wp:effectExtent t="0" r="0" b="0" l="0"/>
             <wp:docPr id="1" name="obs-traces" descr="Each tenant pushes traces to its own OTLP receiver, which stamps the tenant; Cilium blocks the others" title="Each tenant pushes traces to its own OTLP receiver, which stamps the tenant; Cilium blocks the others"/>
             <wp:cNvGraphicFramePr>
@@ -1341,7 +1591,7 @@
                   <pic:spPr bwMode="auto">
                     <a:xfrm>
                       <a:off x="0" y="0"/>
-                      <a:ext cx="6191250" cy="2905125"/>
+                      <a:ext cx="6191250" cy="3228975"/>
                     </a:xfrm>
                     <a:prstGeom prst="rect">
                       <a:avLst/>
@@ -1552,7 +1802,7 @@
           <wp:inline distT="0" distB="0" distL="0" distR="0">
             <wp:extent cx="6191250" cy="3028950"/>
             <wp:effectExtent t="0" r="0" b="0" l="0"/>
-            <wp:docPr id="1" name="obs-grafana-orgs" descr="Users map to Grafana orgs, four linked data sources, gateway keys and tenants" title="Users map to Grafana orgs, four linked data sources, gateway keys and tenants"/>
+            <wp:docPr id="1" name="obs-grafana-orgs" descr="Users map to Grafana orgs, each org to a view on the gateway, and so to its tenants" title="Users map to Grafana orgs, each org to a view on the gateway, and so to its tenants"/>
             <wp:cNvGraphicFramePr>
               <a:graphicFrameLocks xmlns:a="http://schemas.openxmlformats.org/drawingml/2006/main" noChangeAspect="1"/>
             </wp:cNvGraphicFramePr>
@@ -1610,12 +1860,481 @@
         <w:t xml:space="preserve">Diagram: images/obs-grafana-orgs.svg (or .png)</w:t>
       </w:r>
     </w:p>
+    <w:tbl>
+      <w:tblPr>
+        <w:tblW w:type="dxa" w:w="9746"/>
+        <w:tblBorders>
+          <w:top w:val="single" w:color="BFC8D4" w:sz="4"/>
+          <w:left w:val="single" w:color="BFC8D4" w:sz="4"/>
+          <w:bottom w:val="single" w:color="BFC8D4" w:sz="4"/>
+          <w:right w:val="single" w:color="BFC8D4" w:sz="4"/>
+          <w:insideH w:val="single" w:color="BFC8D4" w:sz="4"/>
+          <w:insideV w:val="single" w:color="BFC8D4" w:sz="4"/>
+        </w:tblBorders>
+      </w:tblPr>
+      <w:tblGrid>
+        <w:gridCol w:w="1600"/>
+        <w:gridCol w:w="1400"/>
+        <w:gridCol w:w="2000"/>
+        <w:gridCol w:w="4746"/>
+      </w:tblGrid>
+      <w:tr>
+        <w:trPr>
+          <w:tblHeader/>
+        </w:trPr>
+        <w:tc>
+          <w:tcPr>
+            <w:tcW w:type="dxa" w:w="1600"/>
+            <w:shd w:fill="DCE6F1" w:color="auto" w:val="clear"/>
+            <w:tcMar>
+              <w:top w:type="dxa" w:w="70"/>
+              <w:left w:type="dxa" w:w="110"/>
+              <w:bottom w:type="dxa" w:w="70"/>
+              <w:right w:type="dxa" w:w="110"/>
+            </w:tcMar>
+          </w:tcPr>
+          <w:p>
+            <w:pPr>
+              <w:spacing w:after="0"/>
+            </w:pPr>
+            <w:r>
+              <w:rPr>
+                <w:b/>
+                <w:bCs/>
+              </w:rPr>
+              <w:t xml:space="preserve">Org</w:t>
+            </w:r>
+          </w:p>
+        </w:tc>
+        <w:tc>
+          <w:tcPr>
+            <w:tcW w:type="dxa" w:w="1400"/>
+            <w:shd w:fill="DCE6F1" w:color="auto" w:val="clear"/>
+            <w:tcMar>
+              <w:top w:type="dxa" w:w="70"/>
+              <w:left w:type="dxa" w:w="110"/>
+              <w:bottom w:type="dxa" w:w="70"/>
+              <w:right w:type="dxa" w:w="110"/>
+            </w:tcMar>
+          </w:tcPr>
+          <w:p>
+            <w:pPr>
+              <w:spacing w:after="0"/>
+            </w:pPr>
+            <w:r>
+              <w:rPr>
+                <w:b/>
+                <w:bCs/>
+              </w:rPr>
+              <w:t xml:space="preserve">User</w:t>
+            </w:r>
+          </w:p>
+        </w:tc>
+        <w:tc>
+          <w:tcPr>
+            <w:tcW w:type="dxa" w:w="2000"/>
+            <w:shd w:fill="DCE6F1" w:color="auto" w:val="clear"/>
+            <w:tcMar>
+              <w:top w:type="dxa" w:w="70"/>
+              <w:left w:type="dxa" w:w="110"/>
+              <w:bottom w:type="dxa" w:w="70"/>
+              <w:right w:type="dxa" w:w="110"/>
+            </w:tcMar>
+          </w:tcPr>
+          <w:p>
+            <w:pPr>
+              <w:spacing w:after="0"/>
+            </w:pPr>
+            <w:r>
+              <w:rPr>
+                <w:b/>
+                <w:bCs/>
+              </w:rPr>
+              <w:t xml:space="preserve">View</w:t>
+            </w:r>
+          </w:p>
+        </w:tc>
+        <w:tc>
+          <w:tcPr>
+            <w:tcW w:type="dxa" w:w="4746"/>
+            <w:shd w:fill="DCE6F1" w:color="auto" w:val="clear"/>
+            <w:tcMar>
+              <w:top w:type="dxa" w:w="70"/>
+              <w:left w:type="dxa" w:w="110"/>
+              <w:bottom w:type="dxa" w:w="70"/>
+              <w:right w:type="dxa" w:w="110"/>
+            </w:tcMar>
+          </w:tcPr>
+          <w:p>
+            <w:pPr>
+              <w:spacing w:after="0"/>
+            </w:pPr>
+            <w:r>
+              <w:rPr>
+                <w:b/>
+                <w:bCs/>
+              </w:rPr>
+              <w:t xml:space="preserve">Sees</w:t>
+            </w:r>
+          </w:p>
+        </w:tc>
+      </w:tr>
+      <w:tr>
+        <w:trPr>
+          <w:cantSplit/>
+        </w:trPr>
+        <w:tc>
+          <w:tcPr>
+            <w:tcW w:type="dxa" w:w="1600"/>
+            <w:tcMar>
+              <w:top w:type="dxa" w:w="70"/>
+              <w:left w:type="dxa" w:w="110"/>
+              <w:bottom w:type="dxa" w:w="70"/>
+              <w:right w:type="dxa" w:w="110"/>
+            </w:tcMar>
+          </w:tcPr>
+          <w:p>
+            <w:pPr>
+              <w:spacing w:after="0"/>
+            </w:pPr>
+            <w:r>
+              <w:t xml:space="preserve">Tenant A</w:t>
+            </w:r>
+          </w:p>
+        </w:tc>
+        <w:tc>
+          <w:tcPr>
+            <w:tcW w:type="dxa" w:w="1400"/>
+            <w:tcMar>
+              <w:top w:type="dxa" w:w="70"/>
+              <w:left w:type="dxa" w:w="110"/>
+              <w:bottom w:type="dxa" w:w="70"/>
+              <w:right w:type="dxa" w:w="110"/>
+            </w:tcMar>
+          </w:tcPr>
+          <w:p>
+            <w:pPr>
+              <w:spacing w:after="0"/>
+            </w:pPr>
+            <w:r>
+              <w:t xml:space="preserve">alice</w:t>
+            </w:r>
+          </w:p>
+        </w:tc>
+        <w:tc>
+          <w:tcPr>
+            <w:tcW w:type="dxa" w:w="2000"/>
+            <w:tcMar>
+              <w:top w:type="dxa" w:w="70"/>
+              <w:left w:type="dxa" w:w="110"/>
+              <w:bottom w:type="dxa" w:w="70"/>
+              <w:right w:type="dxa" w:w="110"/>
+            </w:tcMar>
+          </w:tcPr>
+          <w:p>
+            <w:pPr>
+              <w:spacing w:after="0"/>
+            </w:pPr>
+            <w:r>
+              <w:rPr>
+                <w:rFonts w:ascii="Consolas" w:cs="Consolas" w:eastAsia="Consolas" w:hAnsi="Consolas"/>
+                <w:sz w:val="19"/>
+                <w:szCs w:val="19"/>
+              </w:rPr>
+              <w:t xml:space="preserve">/tenant-a/</w:t>
+            </w:r>
+          </w:p>
+        </w:tc>
+        <w:tc>
+          <w:tcPr>
+            <w:tcW w:type="dxa" w:w="4746"/>
+            <w:tcMar>
+              <w:top w:type="dxa" w:w="70"/>
+              <w:left w:type="dxa" w:w="110"/>
+              <w:bottom w:type="dxa" w:w="70"/>
+              <w:right w:type="dxa" w:w="110"/>
+            </w:tcMar>
+          </w:tcPr>
+          <w:p>
+            <w:pPr>
+              <w:spacing w:after="0"/>
+            </w:pPr>
+            <w:r>
+              <w:t xml:space="preserve">tenant-a and tenant-c</w:t>
+            </w:r>
+          </w:p>
+        </w:tc>
+      </w:tr>
+      <w:tr>
+        <w:trPr>
+          <w:cantSplit/>
+        </w:trPr>
+        <w:tc>
+          <w:tcPr>
+            <w:tcW w:type="dxa" w:w="1600"/>
+            <w:tcMar>
+              <w:top w:type="dxa" w:w="70"/>
+              <w:left w:type="dxa" w:w="110"/>
+              <w:bottom w:type="dxa" w:w="70"/>
+              <w:right w:type="dxa" w:w="110"/>
+            </w:tcMar>
+          </w:tcPr>
+          <w:p>
+            <w:pPr>
+              <w:spacing w:after="0"/>
+            </w:pPr>
+            <w:r>
+              <w:t xml:space="preserve">Tenant B</w:t>
+            </w:r>
+          </w:p>
+        </w:tc>
+        <w:tc>
+          <w:tcPr>
+            <w:tcW w:type="dxa" w:w="1400"/>
+            <w:tcMar>
+              <w:top w:type="dxa" w:w="70"/>
+              <w:left w:type="dxa" w:w="110"/>
+              <w:bottom w:type="dxa" w:w="70"/>
+              <w:right w:type="dxa" w:w="110"/>
+            </w:tcMar>
+          </w:tcPr>
+          <w:p>
+            <w:pPr>
+              <w:spacing w:after="0"/>
+            </w:pPr>
+            <w:r>
+              <w:t xml:space="preserve">bob</w:t>
+            </w:r>
+          </w:p>
+        </w:tc>
+        <w:tc>
+          <w:tcPr>
+            <w:tcW w:type="dxa" w:w="2000"/>
+            <w:tcMar>
+              <w:top w:type="dxa" w:w="70"/>
+              <w:left w:type="dxa" w:w="110"/>
+              <w:bottom w:type="dxa" w:w="70"/>
+              <w:right w:type="dxa" w:w="110"/>
+            </w:tcMar>
+          </w:tcPr>
+          <w:p>
+            <w:pPr>
+              <w:spacing w:after="0"/>
+            </w:pPr>
+            <w:r>
+              <w:rPr>
+                <w:rFonts w:ascii="Consolas" w:cs="Consolas" w:eastAsia="Consolas" w:hAnsi="Consolas"/>
+                <w:sz w:val="19"/>
+                <w:szCs w:val="19"/>
+              </w:rPr>
+              <w:t xml:space="preserve">/tenant-b/</w:t>
+            </w:r>
+          </w:p>
+        </w:tc>
+        <w:tc>
+          <w:tcPr>
+            <w:tcW w:type="dxa" w:w="4746"/>
+            <w:tcMar>
+              <w:top w:type="dxa" w:w="70"/>
+              <w:left w:type="dxa" w:w="110"/>
+              <w:bottom w:type="dxa" w:w="70"/>
+              <w:right w:type="dxa" w:w="110"/>
+            </w:tcMar>
+          </w:tcPr>
+          <w:p>
+            <w:pPr>
+              <w:spacing w:after="0"/>
+            </w:pPr>
+            <w:r>
+              <w:t xml:space="preserve">tenant-b</w:t>
+            </w:r>
+          </w:p>
+        </w:tc>
+      </w:tr>
+      <w:tr>
+        <w:trPr>
+          <w:cantSplit/>
+        </w:trPr>
+        <w:tc>
+          <w:tcPr>
+            <w:tcW w:type="dxa" w:w="1600"/>
+            <w:tcMar>
+              <w:top w:type="dxa" w:w="70"/>
+              <w:left w:type="dxa" w:w="110"/>
+              <w:bottom w:type="dxa" w:w="70"/>
+              <w:right w:type="dxa" w:w="110"/>
+            </w:tcMar>
+          </w:tcPr>
+          <w:p>
+            <w:pPr>
+              <w:spacing w:after="0"/>
+            </w:pPr>
+            <w:r>
+              <w:t xml:space="preserve">Tenant C</w:t>
+            </w:r>
+          </w:p>
+        </w:tc>
+        <w:tc>
+          <w:tcPr>
+            <w:tcW w:type="dxa" w:w="1400"/>
+            <w:tcMar>
+              <w:top w:type="dxa" w:w="70"/>
+              <w:left w:type="dxa" w:w="110"/>
+              <w:bottom w:type="dxa" w:w="70"/>
+              <w:right w:type="dxa" w:w="110"/>
+            </w:tcMar>
+          </w:tcPr>
+          <w:p>
+            <w:pPr>
+              <w:spacing w:after="0"/>
+            </w:pPr>
+            <w:r>
+              <w:t xml:space="preserve">carol</w:t>
+            </w:r>
+          </w:p>
+        </w:tc>
+        <w:tc>
+          <w:tcPr>
+            <w:tcW w:type="dxa" w:w="2000"/>
+            <w:tcMar>
+              <w:top w:type="dxa" w:w="70"/>
+              <w:left w:type="dxa" w:w="110"/>
+              <w:bottom w:type="dxa" w:w="70"/>
+              <w:right w:type="dxa" w:w="110"/>
+            </w:tcMar>
+          </w:tcPr>
+          <w:p>
+            <w:pPr>
+              <w:spacing w:after="0"/>
+            </w:pPr>
+            <w:r>
+              <w:rPr>
+                <w:rFonts w:ascii="Consolas" w:cs="Consolas" w:eastAsia="Consolas" w:hAnsi="Consolas"/>
+                <w:sz w:val="19"/>
+                <w:szCs w:val="19"/>
+              </w:rPr>
+              <w:t xml:space="preserve">/tenant-c/</w:t>
+            </w:r>
+          </w:p>
+        </w:tc>
+        <w:tc>
+          <w:tcPr>
+            <w:tcW w:type="dxa" w:w="4746"/>
+            <w:tcMar>
+              <w:top w:type="dxa" w:w="70"/>
+              <w:left w:type="dxa" w:w="110"/>
+              <w:bottom w:type="dxa" w:w="70"/>
+              <w:right w:type="dxa" w:w="110"/>
+            </w:tcMar>
+          </w:tcPr>
+          <w:p>
+            <w:pPr>
+              <w:spacing w:after="0"/>
+            </w:pPr>
+            <w:r>
+              <w:t xml:space="preserve">tenant-c</w:t>
+            </w:r>
+          </w:p>
+        </w:tc>
+      </w:tr>
+      <w:tr>
+        <w:trPr>
+          <w:cantSplit/>
+        </w:trPr>
+        <w:tc>
+          <w:tcPr>
+            <w:tcW w:type="dxa" w:w="1600"/>
+            <w:tcMar>
+              <w:top w:type="dxa" w:w="70"/>
+              <w:left w:type="dxa" w:w="110"/>
+              <w:bottom w:type="dxa" w:w="70"/>
+              <w:right w:type="dxa" w:w="110"/>
+            </w:tcMar>
+          </w:tcPr>
+          <w:p>
+            <w:pPr>
+              <w:spacing w:after="0"/>
+            </w:pPr>
+            <w:r>
+              <w:t xml:space="preserve">Platform</w:t>
+            </w:r>
+          </w:p>
+        </w:tc>
+        <w:tc>
+          <w:tcPr>
+            <w:tcW w:type="dxa" w:w="1400"/>
+            <w:tcMar>
+              <w:top w:type="dxa" w:w="70"/>
+              <w:left w:type="dxa" w:w="110"/>
+              <w:bottom w:type="dxa" w:w="70"/>
+              <w:right w:type="dxa" w:w="110"/>
+            </w:tcMar>
+          </w:tcPr>
+          <w:p>
+            <w:pPr>
+              <w:spacing w:after="0"/>
+            </w:pPr>
+            <w:r>
+              <w:t xml:space="preserve">ops</w:t>
+            </w:r>
+          </w:p>
+        </w:tc>
+        <w:tc>
+          <w:tcPr>
+            <w:tcW w:type="dxa" w:w="2000"/>
+            <w:tcMar>
+              <w:top w:type="dxa" w:w="70"/>
+              <w:left w:type="dxa" w:w="110"/>
+              <w:bottom w:type="dxa" w:w="70"/>
+              <w:right w:type="dxa" w:w="110"/>
+            </w:tcMar>
+          </w:tcPr>
+          <w:p>
+            <w:pPr>
+              <w:spacing w:after="0"/>
+            </w:pPr>
+            <w:r>
+              <w:rPr>
+                <w:rFonts w:ascii="Consolas" w:cs="Consolas" w:eastAsia="Consolas" w:hAnsi="Consolas"/>
+                <w:sz w:val="19"/>
+                <w:szCs w:val="19"/>
+              </w:rPr>
+              <w:t xml:space="preserve">/platform/</w:t>
+            </w:r>
+          </w:p>
+        </w:tc>
+        <w:tc>
+          <w:tcPr>
+            <w:tcW w:type="dxa" w:w="4746"/>
+            <w:tcMar>
+              <w:top w:type="dxa" w:w="70"/>
+              <w:left w:type="dxa" w:w="110"/>
+              <w:bottom w:type="dxa" w:w="70"/>
+              <w:right w:type="dxa" w:w="110"/>
+            </w:tcMar>
+          </w:tcPr>
+          <w:p>
+            <w:pPr>
+              <w:spacing w:after="0"/>
+            </w:pPr>
+            <w:r>
+              <w:t xml:space="preserve">every tenant, and the platform's own</w:t>
+            </w:r>
+          </w:p>
+        </w:tc>
+      </w:tr>
+    </w:tbl>
+    <w:p>
+      <w:pPr>
+        <w:spacing w:after="160"/>
+      </w:pPr>
+    </w:p>
     <w:p>
       <w:pPr>
         <w:spacing w:after="140"/>
       </w:pPr>
       <w:r>
-        <w:t xml:space="preserve">Grafana organizations are separate worlds: each has its own data sources and dashboards. Each tenant's org has four data sources (Loki, Mimir, Tempo, Pyroscope), all sending that tenant's gateway key, and linked to each other:</w:t>
+        <w:t xml:space="preserve">Grafana organizations are separate worlds: each has its own data sources and dashboards. Each org's data sources call its own view with its own key, and are linked to each other:</w:t>
       </w:r>
     </w:p>
     <w:p>
@@ -1713,7 +2432,7 @@
         <w:t xml:space="preserve">Editors</w:t>
       </w:r>
       <w:r>
-        <w:t xml:space="preserve">, never org Admins (an Admin could add a data source pointing at another tenant). The </w:t>
+        <w:t xml:space="preserve">, never org Admins (an Admin could add a data source pointing at another view). The </w:t>
       </w:r>
       <w:r>
         <w:rPr>
@@ -1728,6 +2447,27 @@
     </w:p>
     <w:p>
       <w:pPr>
+        <w:pBdr>
+          <w:left w:val="single" w:color="2E5C8A" w:sz="24" w:space="8"/>
+        </w:pBdr>
+        <w:shd w:fill="EEF4FB" w:color="auto" w:val="clear"/>
+        <w:spacing w:after="220" w:before="120"/>
+        <w:ind w:left="180" w:right="120"/>
+      </w:pPr>
+      <w:r>
+        <w:rPr>
+          <w:b/>
+          <w:bCs/>
+          <w:color w:val="2E5C8A"/>
+        </w:rPr>
+        <w:t xml:space="preserve">Pyroscope is different  </w:t>
+      </w:r>
+      <w:r>
+        <w:t xml:space="preserve">Loki, Mimir and Tempo answer one query for several tenants, so Tenant A gets one data source of each. Pyroscope takes one tenant per request, so Tenant A gets two: "Pyroscope" (tenant-a) and "Pyroscope (tenant-c)". For the same reason, Loki's live tail works in Tenant B's and Tenant C's orgs, but not where a view covers several tenants.</w:t>
+      </w:r>
+    </w:p>
+    <w:p>
+      <w:pPr>
         <w:pStyle w:val="Heading2"/>
       </w:pPr>
       <w:r>
@@ -1739,7 +2479,17 @@
         <w:spacing w:after="140"/>
       </w:pPr>
       <w:r>
-        <w:t xml:space="preserve">Each tenant runs the same small app, so the team can see all four signals end to end:</w:t>
+        <w:t xml:space="preserve">Each tenant runs the same small app, so the team can see all four signals end to end. Tenant a's frontend also calls </w:t>
+      </w:r>
+      <w:r>
+        <w:rPr>
+          <w:b/>
+          <w:bCs/>
+        </w:rPr>
+        <w:t xml:space="preserve">tenant c's</w:t>
+      </w:r>
+      <w:r>
+        <w:t xml:space="preserve"> backend, which it is allowed to: that request's trace spans two tenants, and alice sees all of it while carol sees only tenant c's half.</w:t>
       </w:r>
     </w:p>
     <w:tbl>
@@ -2690,7 +3440,7 @@
               <w:spacing w:after="0"/>
             </w:pPr>
             <w:r>
-              <w:t xml:space="preserve">gateway with tenant-a's key plus </w:t>
+              <w:t xml:space="preserve">Tenant A's view plus </w:t>
             </w:r>
             <w:r>
               <w:rPr>
@@ -2717,7 +3467,88 @@
               <w:spacing w:after="0"/>
             </w:pPr>
             <w:r>
-              <w:t xml:space="preserve">tenant-a's data only</w:t>
+              <w:t xml:space="preserve">tenant-a and tenant-c only</w:t>
+            </w:r>
+          </w:p>
+        </w:tc>
+      </w:tr>
+      <w:tr>
+        <w:trPr>
+          <w:cantSplit/>
+        </w:trPr>
+        <w:tc>
+          <w:tcPr>
+            <w:tcW w:type="dxa" w:w="2700"/>
+            <w:tcMar>
+              <w:top w:type="dxa" w:w="70"/>
+              <w:left w:type="dxa" w:w="110"/>
+              <w:bottom w:type="dxa" w:w="70"/>
+              <w:right w:type="dxa" w:w="110"/>
+            </w:tcMar>
+          </w:tcPr>
+          <w:p>
+            <w:pPr>
+              <w:spacing w:after="0"/>
+            </w:pPr>
+            <w:r>
+              <w:t xml:space="preserve">A key opens one view</w:t>
+            </w:r>
+          </w:p>
+        </w:tc>
+        <w:tc>
+          <w:tcPr>
+            <w:tcW w:type="dxa" w:w="4546"/>
+            <w:tcMar>
+              <w:top w:type="dxa" w:w="70"/>
+              <w:left w:type="dxa" w:w="110"/>
+              <w:bottom w:type="dxa" w:w="70"/>
+              <w:right w:type="dxa" w:w="110"/>
+            </w:tcMar>
+          </w:tcPr>
+          <w:p>
+            <w:pPr>
+              <w:spacing w:after="0"/>
+            </w:pPr>
+            <w:r>
+              <w:t xml:space="preserve">Tenant A's key on </w:t>
+            </w:r>
+            <w:r>
+              <w:rPr>
+                <w:rFonts w:ascii="Consolas" w:cs="Consolas" w:eastAsia="Consolas" w:hAnsi="Consolas"/>
+                <w:sz w:val="19"/>
+                <w:szCs w:val="19"/>
+              </w:rPr>
+              <w:t xml:space="preserve">/tenant-b/...</w:t>
+            </w:r>
+            <w:r>
+              <w:t xml:space="preserve">, or on </w:t>
+            </w:r>
+            <w:r>
+              <w:rPr>
+                <w:rFonts w:ascii="Consolas" w:cs="Consolas" w:eastAsia="Consolas" w:hAnsi="Consolas"/>
+                <w:sz w:val="19"/>
+                <w:szCs w:val="19"/>
+              </w:rPr>
+              <w:t xml:space="preserve">/tenant-a/../tenant-b/...</w:t>
+            </w:r>
+          </w:p>
+        </w:tc>
+        <w:tc>
+          <w:tcPr>
+            <w:tcW w:type="dxa" w:w="2500"/>
+            <w:tcMar>
+              <w:top w:type="dxa" w:w="70"/>
+              <w:left w:type="dxa" w:w="110"/>
+              <w:bottom w:type="dxa" w:w="70"/>
+              <w:right w:type="dxa" w:w="110"/>
+            </w:tcMar>
+          </w:tcPr>
+          <w:p>
+            <w:pPr>
+              <w:spacing w:after="0"/>
+            </w:pPr>
+            <w:r>
+              <w:t xml:space="preserve">401</w:t>
             </w:r>
           </w:p>
         </w:tc>
@@ -2942,7 +3773,7 @@
         <w:t xml:space="preserve">Can alice see tenant-b's data by writing a different query?</w:t>
       </w:r>
       <w:r>
-        <w:t xml:space="preserve"> No. Every query runs through her org's data sources, which log into the gateway as tenant-a. Each backend only searches tenant-a's data.</w:t>
+        <w:t xml:space="preserve"> No. Every query runs through her org's data sources, which use her org's view. That view asks the backends for tenant-a and tenant-c, and nothing else.</w:t>
       </w:r>
     </w:p>
     <w:p>
@@ -2954,10 +3785,10 @@
           <w:b/>
           <w:bCs/>
         </w:rPr>
-        <w:t xml:space="preserve">What if alice knows a trace ID from tenant-b?</w:t>
-      </w:r>
-      <w:r>
-        <w:t xml:space="preserve"> Tempo looks it up only inside tenant-a, and returns an empty trace.</w:t>
+        <w:t xml:space="preserve">Why does alice see tenant c at all?</w:t>
+      </w:r>
+      <w:r>
+        <w:t xml:space="preserve"> Because tenant a uses tenant c's services, so tenant a's team needs tenant c's telemetry to debug its own requests. It is a platform decision, per direction: carol does not see tenant a.</w:t>
       </w:r>
     </w:p>
     <w:p>
@@ -2969,6 +3800,21 @@
           <w:b/>
           <w:bCs/>
         </w:rPr>
+        <w:t xml:space="preserve">What if alice knows a trace ID from tenant-b?</w:t>
+      </w:r>
+      <w:r>
+        <w:t xml:space="preserve"> Tempo looks it up only inside tenant-a, and returns an empty trace.</w:t>
+      </w:r>
+    </w:p>
+    <w:p>
+      <w:pPr>
+        <w:spacing w:after="140"/>
+      </w:pPr>
+      <w:r>
+        <w:rPr>
+          <w:b/>
+          <w:bCs/>
+        </w:rPr>
         <w:t xml:space="preserve">Where do kube-system logs and platform metrics go?</w:t>
       </w:r>
       <w:r>
@@ -3047,7 +3893,7 @@
           <w:b/>
           <w:bCs/>
         </w:rPr>
-        <w:t xml:space="preserve">Does Grafana know every tenant's gateway key?</w:t>
+        <w:t xml:space="preserve">Does Grafana know every org's gateway key?</w:t>
       </w:r>
       <w:r>
         <w:t xml:space="preserve"> Yes. The keys are stored encrypted in the data sources and never shown to users, but a compromised Grafana could read all tenants. That is a known trade-off of soft tenancy. If that is unacceptable, run one Grafana per tenant.</w:t>
@@ -3340,7 +4186,18 @@
               <w:spacing w:after="0"/>
             </w:pPr>
             <w:r>
-              <w:t xml:space="preserve">A separate data space inside a backend: its own storage, its own queries.</w:t>
+              <w:t xml:space="preserve">A separate data space inside a backend: its own storage, its own queries. A query may name several (</w:t>
+            </w:r>
+            <w:r>
+              <w:rPr>
+                <w:rFonts w:ascii="Consolas" w:cs="Consolas" w:eastAsia="Consolas" w:hAnsi="Consolas"/>
+                <w:sz w:val="19"/>
+                <w:szCs w:val="19"/>
+              </w:rPr>
+              <w:t xml:space="preserve">tenant-a|tenant-c</w:t>
+            </w:r>
+            <w:r>
+              <w:t xml:space="preserve">), except in Pyroscope.</w:t>
             </w:r>
           </w:p>
         </w:tc>
@@ -3383,7 +4240,50 @@
               <w:spacing w:after="0"/>
             </w:pPr>
             <w:r>
-              <w:t xml:space="preserve">An internal kgateway Gateway in front of the backends that turns an API key into a tenant.</w:t>
+              <w:t xml:space="preserve">An internal kgateway Gateway in front of the backends. Each Grafana org gets a path on it.</w:t>
+            </w:r>
+          </w:p>
+        </w:tc>
+      </w:tr>
+      <w:tr>
+        <w:trPr>
+          <w:cantSplit/>
+        </w:trPr>
+        <w:tc>
+          <w:tcPr>
+            <w:tcW w:type="dxa" w:w="2800"/>
+            <w:tcMar>
+              <w:top w:type="dxa" w:w="70"/>
+              <w:left w:type="dxa" w:w="110"/>
+              <w:bottom w:type="dxa" w:w="70"/>
+              <w:right w:type="dxa" w:w="110"/>
+            </w:tcMar>
+          </w:tcPr>
+          <w:p>
+            <w:pPr>
+              <w:spacing w:after="0"/>
+            </w:pPr>
+            <w:r>
+              <w:t xml:space="preserve">View</w:t>
+            </w:r>
+          </w:p>
+        </w:tc>
+        <w:tc>
+          <w:tcPr>
+            <w:tcW w:type="dxa" w:w="6946"/>
+            <w:tcMar>
+              <w:top w:type="dxa" w:w="70"/>
+              <w:left w:type="dxa" w:w="110"/>
+              <w:bottom w:type="dxa" w:w="70"/>
+              <w:right w:type="dxa" w:w="110"/>
+            </w:tcMar>
+          </w:tcPr>
+          <w:p>
+            <w:pPr>
+              <w:spacing w:after="0"/>
+            </w:pPr>
+            <w:r>
+              <w:t xml:space="preserve">One org's path on obs-gateway: only that org's key opens it, and it sets which tenants the backends answer for.</w:t>
             </w:r>
           </w:p>
         </w:tc>
